--- a/Knowledge/3-Work knowledge/1-Software Engineering/1-Software Engineering Fundamentals/5-My Source/4-Networks Devices/12-Server.docx
+++ b/Knowledge/3-Work knowledge/1-Software Engineering/1-Software Engineering Fundamentals/5-My Source/4-Networks Devices/12-Server.docx
@@ -4,44 +4,28 @@
   <w:body>
     <w:p>
       <w:pPr>
-        <w:keepNext/>
-        <w:keepLines/>
-        <w:spacing w:before="400" w:after="120" w:line="276" w:lineRule="auto"/>
-        <w:outlineLvl w:val="0"/>
-        <w:rPr>
-          <w:rFonts w:ascii="Arial" w:eastAsia="Arial" w:hAnsi="Arial" w:cs="Arial"/>
-          <w:kern w:val="0"/>
-          <w:sz w:val="40"/>
-          <w:szCs w:val="40"/>
-          <w:lang w:val="en"/>
-          <w14:ligatures w14:val="none"/>
+        <w:pStyle w:val="Heading1"/>
+        <w:rPr>
+          <w:rFonts w:eastAsia="Arial"/>
+          <w:lang w:val="en"/>
         </w:rPr>
       </w:pPr>
       <w:bookmarkStart w:id="0" w:name="_np480pdhgaes" w:colFirst="0" w:colLast="0"/>
       <w:bookmarkEnd w:id="0"/>
       <w:r>
         <w:rPr>
-          <w:rFonts w:ascii="Arial" w:eastAsia="Arial" w:hAnsi="Arial" w:cs="Arial"/>
-          <w:kern w:val="0"/>
-          <w:sz w:val="40"/>
-          <w:szCs w:val="40"/>
-          <w:lang w:val="en"/>
-          <w14:ligatures w14:val="none"/>
+          <w:rFonts w:eastAsia="Arial"/>
+          <w:lang w:val="en"/>
         </w:rPr>
         <w:t>Server</w:t>
       </w:r>
     </w:p>
     <w:p>
       <w:pPr>
-        <w:spacing w:before="280" w:after="120" w:line="276" w:lineRule="auto"/>
-        <w:outlineLvl w:val="1"/>
-        <w:rPr>
-          <w:rFonts w:ascii="Arial" w:eastAsia="Arial" w:hAnsi="Arial" w:cs="Arial"/>
-          <w:kern w:val="0"/>
-          <w:sz w:val="32"/>
-          <w:szCs w:val="32"/>
-          <w:lang w:val="en"/>
-          <w14:ligatures w14:val="none"/>
+        <w:pStyle w:val="Heading2"/>
+        <w:rPr>
+          <w:rFonts w:eastAsia="Arial"/>
+          <w:lang w:val="en"/>
         </w:rPr>
       </w:pPr>
       <w:bookmarkStart w:id="1" w:name="_fef4ea2fy9hn" w:colFirst="0" w:colLast="0"/>
@@ -49,22 +33,14 @@
       <w:r>
         <w:rPr>
           <w:rFonts w:ascii="Segoe UI Emoji" w:eastAsia="Arial" w:hAnsi="Segoe UI Emoji" w:cs="Segoe UI Emoji"/>
-          <w:kern w:val="0"/>
-          <w:sz w:val="32"/>
-          <w:szCs w:val="32"/>
-          <w:lang w:val="en"/>
-          <w14:ligatures w14:val="none"/>
+          <w:lang w:val="en"/>
         </w:rPr>
         <w:t>🖥️</w:t>
       </w:r>
       <w:r>
         <w:rPr>
-          <w:rFonts w:ascii="Arial" w:eastAsia="Arial" w:hAnsi="Arial" w:cs="Arial"/>
-          <w:kern w:val="0"/>
-          <w:sz w:val="32"/>
-          <w:szCs w:val="32"/>
-          <w:lang w:val="en"/>
-          <w14:ligatures w14:val="none"/>
+          <w:rFonts w:eastAsia="Arial"/>
+          <w:lang w:val="en"/>
         </w:rPr>
         <w:t xml:space="preserve"> What is a Server?</w:t>
       </w:r>
@@ -106,6 +82,7 @@
         </w:rPr>
         <w:t xml:space="preserve">: </w:t>
       </w:r>
+      <w:proofErr w:type="spellStart"/>
       <w:r>
         <w:rPr>
           <w:rFonts w:ascii="Arial" w:eastAsia="Arial" w:hAnsi="Arial" w:cs="Arial"/>
@@ -117,7 +94,21 @@
           <w:lang w:val="en"/>
           <w14:ligatures w14:val="none"/>
         </w:rPr>
-        <w:t>Chatgpt (GPT</w:t>
+        <w:t>Chatgpt</w:t>
+      </w:r>
+      <w:proofErr w:type="spellEnd"/>
+      <w:r>
+        <w:rPr>
+          <w:rFonts w:ascii="Arial" w:eastAsia="Arial" w:hAnsi="Arial" w:cs="Arial"/>
+          <w:b/>
+          <w:kern w:val="0"/>
+          <w:sz w:val="22"/>
+          <w:szCs w:val="22"/>
+          <w:highlight w:val="darkGray"/>
+          <w:lang w:val="en"/>
+          <w14:ligatures w14:val="none"/>
+        </w:rPr>
+        <w:t xml:space="preserve"> (GPT</w:t>
       </w:r>
       <w:r>
         <w:rPr>
@@ -406,15 +397,10 @@
     </w:p>
     <w:p>
       <w:pPr>
-        <w:spacing w:before="280" w:after="120" w:line="276" w:lineRule="auto"/>
-        <w:outlineLvl w:val="1"/>
-        <w:rPr>
-          <w:rFonts w:ascii="Arial" w:eastAsia="Arial" w:hAnsi="Arial" w:cs="Arial"/>
-          <w:kern w:val="0"/>
-          <w:sz w:val="32"/>
-          <w:szCs w:val="32"/>
-          <w:lang w:val="en"/>
-          <w14:ligatures w14:val="none"/>
+        <w:pStyle w:val="Heading2"/>
+        <w:rPr>
+          <w:rFonts w:eastAsia="Arial"/>
+          <w:lang w:val="en"/>
         </w:rPr>
       </w:pPr>
       <w:bookmarkStart w:id="2" w:name="_ge1m4ihptypr" w:colFirst="0" w:colLast="0"/>
@@ -422,22 +408,14 @@
       <w:r>
         <w:rPr>
           <w:rFonts w:ascii="Segoe UI Emoji" w:eastAsia="Arial" w:hAnsi="Segoe UI Emoji" w:cs="Segoe UI Emoji"/>
-          <w:kern w:val="0"/>
-          <w:sz w:val="32"/>
-          <w:szCs w:val="32"/>
-          <w:lang w:val="en"/>
-          <w14:ligatures w14:val="none"/>
+          <w:lang w:val="en"/>
         </w:rPr>
         <w:t>🔄</w:t>
       </w:r>
       <w:r>
         <w:rPr>
-          <w:rFonts w:ascii="Arial" w:eastAsia="Arial" w:hAnsi="Arial" w:cs="Arial"/>
-          <w:kern w:val="0"/>
-          <w:sz w:val="32"/>
-          <w:szCs w:val="32"/>
-          <w:lang w:val="en"/>
-          <w14:ligatures w14:val="none"/>
+          <w:rFonts w:eastAsia="Arial"/>
+          <w:lang w:val="en"/>
         </w:rPr>
         <w:t xml:space="preserve"> Client-Server Model (Simplified)</w:t>
       </w:r>
@@ -479,6 +457,7 @@
         </w:rPr>
         <w:t xml:space="preserve">: </w:t>
       </w:r>
+      <w:proofErr w:type="spellStart"/>
       <w:r>
         <w:rPr>
           <w:rFonts w:ascii="Arial" w:eastAsia="Arial" w:hAnsi="Arial" w:cs="Arial"/>
@@ -490,7 +469,21 @@
           <w:lang w:val="en"/>
           <w14:ligatures w14:val="none"/>
         </w:rPr>
-        <w:t>Chatgpt (GPT</w:t>
+        <w:t>Chatgpt</w:t>
+      </w:r>
+      <w:proofErr w:type="spellEnd"/>
+      <w:r>
+        <w:rPr>
+          <w:rFonts w:ascii="Arial" w:eastAsia="Arial" w:hAnsi="Arial" w:cs="Arial"/>
+          <w:b/>
+          <w:kern w:val="0"/>
+          <w:sz w:val="22"/>
+          <w:szCs w:val="22"/>
+          <w:highlight w:val="darkGray"/>
+          <w:lang w:val="en"/>
+          <w14:ligatures w14:val="none"/>
+        </w:rPr>
+        <w:t xml:space="preserve"> (GPT</w:t>
       </w:r>
       <w:r>
         <w:rPr>
@@ -821,15 +814,10 @@
     </w:p>
     <w:p>
       <w:pPr>
-        <w:spacing w:before="280" w:after="120" w:line="276" w:lineRule="auto"/>
-        <w:outlineLvl w:val="1"/>
-        <w:rPr>
-          <w:rFonts w:ascii="Arial" w:eastAsia="Arial" w:hAnsi="Arial" w:cs="Arial"/>
-          <w:kern w:val="0"/>
-          <w:sz w:val="32"/>
-          <w:szCs w:val="32"/>
-          <w:lang w:val="en"/>
-          <w14:ligatures w14:val="none"/>
+        <w:pStyle w:val="Heading2"/>
+        <w:rPr>
+          <w:rFonts w:eastAsia="Arial"/>
+          <w:lang w:val="en"/>
         </w:rPr>
       </w:pPr>
       <w:bookmarkStart w:id="3" w:name="_3xk4qivm7ip3" w:colFirst="0" w:colLast="0"/>
@@ -837,22 +825,14 @@
       <w:r>
         <w:rPr>
           <w:rFonts w:ascii="Segoe UI Emoji" w:eastAsia="Arial" w:hAnsi="Segoe UI Emoji" w:cs="Segoe UI Emoji"/>
-          <w:kern w:val="0"/>
-          <w:sz w:val="32"/>
-          <w:szCs w:val="32"/>
-          <w:lang w:val="en"/>
-          <w14:ligatures w14:val="none"/>
+          <w:lang w:val="en"/>
         </w:rPr>
         <w:t>🧠</w:t>
       </w:r>
       <w:r>
         <w:rPr>
-          <w:rFonts w:ascii="Arial" w:eastAsia="Arial" w:hAnsi="Arial" w:cs="Arial"/>
-          <w:kern w:val="0"/>
-          <w:sz w:val="32"/>
-          <w:szCs w:val="32"/>
-          <w:lang w:val="en"/>
-          <w14:ligatures w14:val="none"/>
+          <w:rFonts w:eastAsia="Arial"/>
+          <w:lang w:val="en"/>
         </w:rPr>
         <w:t xml:space="preserve"> Types of Servers (by Function)</w:t>
       </w:r>
@@ -894,6 +874,7 @@
         </w:rPr>
         <w:t xml:space="preserve">: </w:t>
       </w:r>
+      <w:proofErr w:type="spellStart"/>
       <w:r>
         <w:rPr>
           <w:rFonts w:ascii="Arial" w:eastAsia="Arial" w:hAnsi="Arial" w:cs="Arial"/>
@@ -905,7 +886,21 @@
           <w:lang w:val="en"/>
           <w14:ligatures w14:val="none"/>
         </w:rPr>
-        <w:t>Chatgpt (GPT</w:t>
+        <w:t>Chatgpt</w:t>
+      </w:r>
+      <w:proofErr w:type="spellEnd"/>
+      <w:r>
+        <w:rPr>
+          <w:rFonts w:ascii="Arial" w:eastAsia="Arial" w:hAnsi="Arial" w:cs="Arial"/>
+          <w:b/>
+          <w:kern w:val="0"/>
+          <w:sz w:val="22"/>
+          <w:szCs w:val="22"/>
+          <w:highlight w:val="darkGray"/>
+          <w:lang w:val="en"/>
+          <w14:ligatures w14:val="none"/>
+        </w:rPr>
+        <w:t xml:space="preserve"> (GPT</w:t>
       </w:r>
       <w:r>
         <w:rPr>
@@ -956,6 +951,7 @@
           <w:lang w:val="en"/>
           <w14:ligatures w14:val="none"/>
         </w:rPr>
+        <w:lastRenderedPageBreak/>
         <w:drawing>
           <wp:inline distT="114300" distB="114300" distL="114300" distR="114300" wp14:anchorId="4CA81A11" wp14:editId="67FCCF79">
             <wp:extent cx="5943600" cy="3327400"/>
@@ -1840,6 +1836,7 @@
                 <w:lang w:val="en"/>
                 <w14:ligatures w14:val="none"/>
               </w:rPr>
+              <w:lastRenderedPageBreak/>
               <w:t>Virtual Server</w:t>
             </w:r>
           </w:p>
@@ -1913,15 +1910,10 @@
     </w:p>
     <w:p>
       <w:pPr>
-        <w:spacing w:before="280" w:after="120" w:line="276" w:lineRule="auto"/>
-        <w:outlineLvl w:val="1"/>
-        <w:rPr>
-          <w:rFonts w:ascii="Arial" w:eastAsia="Arial" w:hAnsi="Arial" w:cs="Arial"/>
-          <w:kern w:val="0"/>
-          <w:sz w:val="32"/>
-          <w:szCs w:val="32"/>
-          <w:lang w:val="en"/>
-          <w14:ligatures w14:val="none"/>
+        <w:pStyle w:val="Heading2"/>
+        <w:rPr>
+          <w:rFonts w:eastAsia="Arial"/>
+          <w:lang w:val="en"/>
         </w:rPr>
       </w:pPr>
       <w:bookmarkStart w:id="4" w:name="_oypmva80j7wf" w:colFirst="0" w:colLast="0"/>
@@ -1929,22 +1921,14 @@
       <w:r>
         <w:rPr>
           <w:rFonts w:ascii="Segoe UI Emoji" w:eastAsia="Arial" w:hAnsi="Segoe UI Emoji" w:cs="Segoe UI Emoji"/>
-          <w:kern w:val="0"/>
-          <w:sz w:val="32"/>
-          <w:szCs w:val="32"/>
-          <w:lang w:val="en"/>
-          <w14:ligatures w14:val="none"/>
+          <w:lang w:val="en"/>
         </w:rPr>
         <w:t>🧱</w:t>
       </w:r>
       <w:r>
         <w:rPr>
-          <w:rFonts w:ascii="Arial" w:eastAsia="Arial" w:hAnsi="Arial" w:cs="Arial"/>
-          <w:kern w:val="0"/>
-          <w:sz w:val="32"/>
-          <w:szCs w:val="32"/>
-          <w:lang w:val="en"/>
-          <w14:ligatures w14:val="none"/>
+          <w:rFonts w:eastAsia="Arial"/>
+          <w:lang w:val="en"/>
         </w:rPr>
         <w:t xml:space="preserve"> Types of Servers (by Deployment)</w:t>
       </w:r>
@@ -1986,6 +1970,7 @@
         </w:rPr>
         <w:t xml:space="preserve">: </w:t>
       </w:r>
+      <w:proofErr w:type="spellStart"/>
       <w:r>
         <w:rPr>
           <w:rFonts w:ascii="Arial" w:eastAsia="Arial" w:hAnsi="Arial" w:cs="Arial"/>
@@ -1997,7 +1982,21 @@
           <w:lang w:val="en"/>
           <w14:ligatures w14:val="none"/>
         </w:rPr>
-        <w:t>Chatgpt (GPT</w:t>
+        <w:t>Chatgpt</w:t>
+      </w:r>
+      <w:proofErr w:type="spellEnd"/>
+      <w:r>
+        <w:rPr>
+          <w:rFonts w:ascii="Arial" w:eastAsia="Arial" w:hAnsi="Arial" w:cs="Arial"/>
+          <w:b/>
+          <w:kern w:val="0"/>
+          <w:sz w:val="22"/>
+          <w:szCs w:val="22"/>
+          <w:highlight w:val="darkGray"/>
+          <w:lang w:val="en"/>
+          <w14:ligatures w14:val="none"/>
+        </w:rPr>
+        <w:t xml:space="preserve"> (GPT</w:t>
       </w:r>
       <w:r>
         <w:rPr>
@@ -2657,15 +2656,10 @@
     </w:p>
     <w:p>
       <w:pPr>
-        <w:spacing w:before="280" w:after="120" w:line="276" w:lineRule="auto"/>
-        <w:outlineLvl w:val="1"/>
-        <w:rPr>
-          <w:rFonts w:ascii="Arial" w:eastAsia="Arial" w:hAnsi="Arial" w:cs="Arial"/>
-          <w:kern w:val="0"/>
-          <w:sz w:val="32"/>
-          <w:szCs w:val="32"/>
-          <w:lang w:val="en"/>
-          <w14:ligatures w14:val="none"/>
+        <w:pStyle w:val="Heading2"/>
+        <w:rPr>
+          <w:rFonts w:eastAsia="Arial"/>
+          <w:lang w:val="en"/>
         </w:rPr>
       </w:pPr>
       <w:bookmarkStart w:id="5" w:name="_d4b3by6w0rcz" w:colFirst="0" w:colLast="0"/>
@@ -2673,22 +2667,14 @@
       <w:r>
         <w:rPr>
           <w:rFonts w:ascii="Segoe UI Emoji" w:eastAsia="Arial" w:hAnsi="Segoe UI Emoji" w:cs="Segoe UI Emoji"/>
-          <w:kern w:val="0"/>
-          <w:sz w:val="32"/>
-          <w:szCs w:val="32"/>
-          <w:lang w:val="en"/>
-          <w14:ligatures w14:val="none"/>
+          <w:lang w:val="en"/>
         </w:rPr>
         <w:t>🔧</w:t>
       </w:r>
       <w:r>
         <w:rPr>
-          <w:rFonts w:ascii="Arial" w:eastAsia="Arial" w:hAnsi="Arial" w:cs="Arial"/>
-          <w:kern w:val="0"/>
-          <w:sz w:val="32"/>
-          <w:szCs w:val="32"/>
-          <w:lang w:val="en"/>
-          <w14:ligatures w14:val="none"/>
+          <w:rFonts w:eastAsia="Arial"/>
+          <w:lang w:val="en"/>
         </w:rPr>
         <w:t xml:space="preserve"> Server Features</w:t>
       </w:r>
@@ -2730,6 +2716,7 @@
         </w:rPr>
         <w:t xml:space="preserve">: </w:t>
       </w:r>
+      <w:proofErr w:type="spellStart"/>
       <w:r>
         <w:rPr>
           <w:rFonts w:ascii="Arial" w:eastAsia="Arial" w:hAnsi="Arial" w:cs="Arial"/>
@@ -2741,7 +2728,21 @@
           <w:lang w:val="en"/>
           <w14:ligatures w14:val="none"/>
         </w:rPr>
-        <w:t>Chatgpt (GPT</w:t>
+        <w:t>Chatgpt</w:t>
+      </w:r>
+      <w:proofErr w:type="spellEnd"/>
+      <w:r>
+        <w:rPr>
+          <w:rFonts w:ascii="Arial" w:eastAsia="Arial" w:hAnsi="Arial" w:cs="Arial"/>
+          <w:b/>
+          <w:kern w:val="0"/>
+          <w:sz w:val="22"/>
+          <w:szCs w:val="22"/>
+          <w:highlight w:val="darkGray"/>
+          <w:lang w:val="en"/>
+          <w14:ligatures w14:val="none"/>
+        </w:rPr>
+        <w:t xml:space="preserve"> (GPT</w:t>
       </w:r>
       <w:r>
         <w:rPr>
@@ -2794,6 +2795,7 @@
           <w:lang w:val="en"/>
           <w14:ligatures w14:val="none"/>
         </w:rPr>
+        <w:lastRenderedPageBreak/>
         <w:t>📡</w:t>
       </w:r>
       <w:r>
@@ -3203,15 +3205,10 @@
     </w:p>
     <w:p>
       <w:pPr>
-        <w:spacing w:before="280" w:after="120" w:line="276" w:lineRule="auto"/>
-        <w:outlineLvl w:val="1"/>
-        <w:rPr>
-          <w:rFonts w:ascii="Arial" w:eastAsia="Arial" w:hAnsi="Arial" w:cs="Arial"/>
-          <w:kern w:val="0"/>
-          <w:sz w:val="32"/>
-          <w:szCs w:val="32"/>
-          <w:lang w:val="en"/>
-          <w14:ligatures w14:val="none"/>
+        <w:pStyle w:val="Heading2"/>
+        <w:rPr>
+          <w:rFonts w:ascii="Arial" w:eastAsia="Arial" w:hAnsi="Arial" w:cs="Arial"/>
+          <w:lang w:val="en"/>
         </w:rPr>
       </w:pPr>
       <w:bookmarkStart w:id="6" w:name="_kdu6xtjbg1n9" w:colFirst="0" w:colLast="0"/>
@@ -3219,22 +3216,14 @@
       <w:r>
         <w:rPr>
           <w:rFonts w:ascii="Segoe UI Emoji" w:eastAsia="Arial Unicode MS" w:hAnsi="Segoe UI Emoji" w:cs="Segoe UI Emoji"/>
-          <w:kern w:val="0"/>
-          <w:sz w:val="32"/>
-          <w:szCs w:val="32"/>
-          <w:lang w:val="en"/>
-          <w14:ligatures w14:val="none"/>
+          <w:lang w:val="en"/>
         </w:rPr>
         <w:t>✅</w:t>
       </w:r>
       <w:r>
         <w:rPr>
-          <w:rFonts w:ascii="Arial Unicode MS" w:eastAsia="Arial Unicode MS" w:hAnsi="Arial Unicode MS" w:cs="Arial Unicode MS"/>
-          <w:kern w:val="0"/>
-          <w:sz w:val="32"/>
-          <w:szCs w:val="32"/>
-          <w:lang w:val="en"/>
-          <w14:ligatures w14:val="none"/>
+          <w:rFonts w:eastAsia="Arial Unicode MS"/>
+          <w:lang w:val="en"/>
         </w:rPr>
         <w:t xml:space="preserve"> Advantages</w:t>
       </w:r>
@@ -3276,6 +3265,7 @@
         </w:rPr>
         <w:t xml:space="preserve">: </w:t>
       </w:r>
+      <w:proofErr w:type="spellStart"/>
       <w:r>
         <w:rPr>
           <w:rFonts w:ascii="Arial" w:eastAsia="Arial" w:hAnsi="Arial" w:cs="Arial"/>
@@ -3287,7 +3277,21 @@
           <w:lang w:val="en"/>
           <w14:ligatures w14:val="none"/>
         </w:rPr>
-        <w:t>Chatgpt (GPT</w:t>
+        <w:t>Chatgpt</w:t>
+      </w:r>
+      <w:proofErr w:type="spellEnd"/>
+      <w:r>
+        <w:rPr>
+          <w:rFonts w:ascii="Arial" w:eastAsia="Arial" w:hAnsi="Arial" w:cs="Arial"/>
+          <w:b/>
+          <w:kern w:val="0"/>
+          <w:sz w:val="22"/>
+          <w:szCs w:val="22"/>
+          <w:highlight w:val="darkGray"/>
+          <w:lang w:val="en"/>
+          <w14:ligatures w14:val="none"/>
+        </w:rPr>
+        <w:t xml:space="preserve"> (GPT</w:t>
       </w:r>
       <w:r>
         <w:rPr>
@@ -3531,15 +3535,10 @@
     </w:p>
     <w:p>
       <w:pPr>
-        <w:spacing w:before="280" w:after="120" w:line="276" w:lineRule="auto"/>
-        <w:outlineLvl w:val="1"/>
-        <w:rPr>
-          <w:rFonts w:ascii="Arial" w:eastAsia="Arial" w:hAnsi="Arial" w:cs="Arial"/>
-          <w:kern w:val="0"/>
-          <w:sz w:val="32"/>
-          <w:szCs w:val="32"/>
-          <w:lang w:val="en"/>
-          <w14:ligatures w14:val="none"/>
+        <w:pStyle w:val="Heading2"/>
+        <w:rPr>
+          <w:rFonts w:ascii="Arial" w:eastAsia="Arial" w:hAnsi="Arial" w:cs="Arial"/>
+          <w:lang w:val="en"/>
         </w:rPr>
       </w:pPr>
       <w:bookmarkStart w:id="7" w:name="_b39spuamanhr" w:colFirst="0" w:colLast="0"/>
@@ -3547,22 +3546,14 @@
       <w:r>
         <w:rPr>
           <w:rFonts w:ascii="Segoe UI Emoji" w:eastAsia="Arial Unicode MS" w:hAnsi="Segoe UI Emoji" w:cs="Segoe UI Emoji"/>
-          <w:kern w:val="0"/>
-          <w:sz w:val="32"/>
-          <w:szCs w:val="32"/>
-          <w:lang w:val="en"/>
-          <w14:ligatures w14:val="none"/>
+          <w:lang w:val="en"/>
         </w:rPr>
         <w:t>❌</w:t>
       </w:r>
       <w:r>
         <w:rPr>
-          <w:rFonts w:ascii="Arial Unicode MS" w:eastAsia="Arial Unicode MS" w:hAnsi="Arial Unicode MS" w:cs="Arial Unicode MS"/>
-          <w:kern w:val="0"/>
-          <w:sz w:val="32"/>
-          <w:szCs w:val="32"/>
-          <w:lang w:val="en"/>
-          <w14:ligatures w14:val="none"/>
+          <w:rFonts w:eastAsia="Arial Unicode MS"/>
+          <w:lang w:val="en"/>
         </w:rPr>
         <w:t xml:space="preserve"> Disadvantages</w:t>
       </w:r>
@@ -3604,6 +3595,7 @@
         </w:rPr>
         <w:t xml:space="preserve">: </w:t>
       </w:r>
+      <w:proofErr w:type="spellStart"/>
       <w:r>
         <w:rPr>
           <w:rFonts w:ascii="Arial" w:eastAsia="Arial" w:hAnsi="Arial" w:cs="Arial"/>
@@ -3615,7 +3607,21 @@
           <w:lang w:val="en"/>
           <w14:ligatures w14:val="none"/>
         </w:rPr>
-        <w:t>Chatgpt (GPT</w:t>
+        <w:t>Chatgpt</w:t>
+      </w:r>
+      <w:proofErr w:type="spellEnd"/>
+      <w:r>
+        <w:rPr>
+          <w:rFonts w:ascii="Arial" w:eastAsia="Arial" w:hAnsi="Arial" w:cs="Arial"/>
+          <w:b/>
+          <w:kern w:val="0"/>
+          <w:sz w:val="22"/>
+          <w:szCs w:val="22"/>
+          <w:highlight w:val="darkGray"/>
+          <w:lang w:val="en"/>
+          <w14:ligatures w14:val="none"/>
+        </w:rPr>
+        <w:t xml:space="preserve"> (GPT</w:t>
       </w:r>
       <w:r>
         <w:rPr>
@@ -3809,6 +3815,7 @@
           <w:lang w:val="en"/>
           <w14:ligatures w14:val="none"/>
         </w:rPr>
+        <w:lastRenderedPageBreak/>
         <w:t>❌</w:t>
       </w:r>
       <w:r>
@@ -3859,15 +3866,10 @@
     </w:p>
     <w:p>
       <w:pPr>
-        <w:spacing w:before="280" w:after="120" w:line="276" w:lineRule="auto"/>
-        <w:outlineLvl w:val="1"/>
-        <w:rPr>
-          <w:rFonts w:ascii="Arial" w:eastAsia="Arial" w:hAnsi="Arial" w:cs="Arial"/>
-          <w:kern w:val="0"/>
-          <w:sz w:val="32"/>
-          <w:szCs w:val="32"/>
-          <w:lang w:val="en"/>
-          <w14:ligatures w14:val="none"/>
+        <w:pStyle w:val="Heading2"/>
+        <w:rPr>
+          <w:rFonts w:eastAsia="Arial"/>
+          <w:lang w:val="en"/>
         </w:rPr>
       </w:pPr>
       <w:bookmarkStart w:id="8" w:name="_1b78eh1y85ot" w:colFirst="0" w:colLast="0"/>
@@ -3875,22 +3877,14 @@
       <w:r>
         <w:rPr>
           <w:rFonts w:ascii="Segoe UI Emoji" w:eastAsia="Arial" w:hAnsi="Segoe UI Emoji" w:cs="Segoe UI Emoji"/>
-          <w:kern w:val="0"/>
-          <w:sz w:val="32"/>
-          <w:szCs w:val="32"/>
-          <w:lang w:val="en"/>
-          <w14:ligatures w14:val="none"/>
+          <w:lang w:val="en"/>
         </w:rPr>
         <w:t>📌</w:t>
       </w:r>
       <w:r>
         <w:rPr>
-          <w:rFonts w:ascii="Arial" w:eastAsia="Arial" w:hAnsi="Arial" w:cs="Arial"/>
-          <w:kern w:val="0"/>
-          <w:sz w:val="32"/>
-          <w:szCs w:val="32"/>
-          <w:lang w:val="en"/>
-          <w14:ligatures w14:val="none"/>
+          <w:rFonts w:eastAsia="Arial"/>
+          <w:lang w:val="en"/>
         </w:rPr>
         <w:t xml:space="preserve"> Summary</w:t>
       </w:r>
@@ -3932,6 +3926,7 @@
         </w:rPr>
         <w:t xml:space="preserve">: </w:t>
       </w:r>
+      <w:proofErr w:type="spellStart"/>
       <w:r>
         <w:rPr>
           <w:rFonts w:ascii="Arial" w:eastAsia="Arial" w:hAnsi="Arial" w:cs="Arial"/>
@@ -3943,7 +3938,21 @@
           <w:lang w:val="en"/>
           <w14:ligatures w14:val="none"/>
         </w:rPr>
-        <w:t>Chatgpt (GPT</w:t>
+        <w:t>Chatgpt</w:t>
+      </w:r>
+      <w:proofErr w:type="spellEnd"/>
+      <w:r>
+        <w:rPr>
+          <w:rFonts w:ascii="Arial" w:eastAsia="Arial" w:hAnsi="Arial" w:cs="Arial"/>
+          <w:b/>
+          <w:kern w:val="0"/>
+          <w:sz w:val="22"/>
+          <w:szCs w:val="22"/>
+          <w:highlight w:val="darkGray"/>
+          <w:lang w:val="en"/>
+          <w14:ligatures w14:val="none"/>
+        </w:rPr>
+        <w:t xml:space="preserve"> (GPT</w:t>
       </w:r>
       <w:r>
         <w:rPr>
@@ -5450,7 +5459,6 @@
     <w:next w:val="Normal"/>
     <w:link w:val="Heading2Char"/>
     <w:uiPriority w:val="9"/>
-    <w:semiHidden/>
     <w:unhideWhenUsed/>
     <w:qFormat/>
     <w:rsid w:val="008C37DE"/>
@@ -5667,7 +5675,6 @@
     <w:basedOn w:val="DefaultParagraphFont"/>
     <w:link w:val="Heading2"/>
     <w:uiPriority w:val="9"/>
-    <w:semiHidden/>
     <w:rsid w:val="008C37DE"/>
     <w:rPr>
       <w:rFonts w:asciiTheme="majorHAnsi" w:eastAsiaTheme="majorEastAsia" w:hAnsiTheme="majorHAnsi" w:cstheme="majorBidi"/>
